--- a/docs/legal/02-Terminos-de-Uso-GeminisLabs-MX.docx
+++ b/docs/legal/02-Terminos-de-Uso-GeminisLabs-MX.docx
@@ -768,6 +768,25 @@
       </w:r>
     </w:p>
     <w:p>
+      <w:r>
+        <w:rPr>
+          <w:b w:val="0"/>
+        </w:rPr>
+      </w:r>
+      <w:r>
+        <w:rPr>
+          <w:b/>
+        </w:rPr>
+        <w:t>El Usuario manifiesta si contrata en su carácter de comerciante o empresario, o bien como consumidor final</w:t>
+      </w:r>
+      <w:r>
+        <w:rPr>
+          <w:b w:val="0"/>
+        </w:rPr>
+        <w:t xml:space="preserve"> en términos de la Ley Federal de Protección al Consumidor. Dicha manifestación determina el régimen aplicable a la relación, en particular respecto de la limitación de responsabilidad y de la jurisdicción competente.</w:t>
+      </w:r>
+    </w:p>
+    <w:p>
       <w:pPr>
         <w:pStyle w:val="Heading2"/>
       </w:pPr>
@@ -2316,7 +2335,58 @@
         <w:rPr>
           <w:b/>
         </w:rPr>
-        <w:t>[NOTA: Si los Servicios se ofrecen a consumidores finales —personas físicas como destinatarios últimos—, la relación quedaría sujeta a la Ley Federal de Protección al Consumidor y a la competencia de la PROFECO, y la sumisión anterior podría resultar inoponible. Confirmar el perímetro comercial con el asesor legal.]</w:t>
+        <w:t>Lo anterior no resulta aplicable cuando el Usuario tenga el carácter de consumidor</w:t>
+      </w:r>
+      <w:r>
+        <w:rPr>
+          <w:b w:val="0"/>
+        </w:rPr>
+        <w:t xml:space="preserve"> en términos de la Ley Federal de Protección al Consumidor, en cuyo caso conservará el derecho a elegir entre la jurisdicción de su propio domicilio y la del domicilio de Geminis Labs, y podrá acudir ante la </w:t>
+      </w:r>
+      <w:r>
+        <w:rPr>
+          <w:b/>
+        </w:rPr>
+        <w:t>Procuraduría Federal del Consumidor</w:t>
+      </w:r>
+      <w:r>
+        <w:rPr>
+          <w:b w:val="0"/>
+        </w:rPr>
+        <w:t xml:space="preserve"> en los términos que dicha ley establece.</w:t>
+      </w:r>
+    </w:p>
+    <w:p>
+      <w:r>
+        <w:rPr>
+          <w:b w:val="0"/>
+        </w:rPr>
+        <w:t xml:space="preserve">Del mismo modo, </w:t>
+      </w:r>
+      <w:r>
+        <w:rPr>
+          <w:b/>
+        </w:rPr>
+        <w:t>las limitaciones de responsabilidad previstas en estos Términos se aplicarán únicamente en la medida en que la ley lo permita</w:t>
+      </w:r>
+      <w:r>
+        <w:rPr>
+          <w:b w:val="0"/>
+        </w:rPr>
+        <w:t xml:space="preserve"> respecto de quien contrate como consumidor.</w:t>
+      </w:r>
+    </w:p>
+    <w:p>
+      <w:r>
+        <w:rPr>
+          <w:b w:val="0"/>
+        </w:rPr>
+      </w:r>
+      <w:r>
+        <w:rPr>
+          <w:b/>
+        </w:rPr>
+        <w:t>[NOTA: Confirmar con el asesor legal si estos Términos constituyen un contrato de adhesión sujeto a registro ante la Procuraduría Federal del Consumidor, dado que el servicio se ofrece también a consumidores finales.]</w:t>
       </w:r>
       <w:r>
         <w:rPr>
